--- a/audit_tool/manuscript/PathA_OnlineResource1.docx
+++ b/audit_tool/manuscript/PathA_OnlineResource1.docx
@@ -1935,7 +1935,7 @@
     </w:p>
     <w:p>
       <w:r>
-        <w:t>The latest available local pre-Path-A repository state is preserved at commit 395d566e7ecaf1dba8d53e3680bd6ac9c499dfaf with a verified Git bundle; Draft 1 is also retained separately. These copies have not been independently matched to the exact journal-uploaded bytes. The new audit tool is versioned as seismic-eval-audit-v0.1.1 in GitHub. The old DOI archive remains unchanged and does not contain this new package. No new DOI is asserted. SHA-256 manifests distinguish inputs, software and document versions.</w:t>
+        <w:t>The latest available local pre-Path-A repository state is preserved at commit 395d566e7ecaf1dba8d53e3680bd6ac9c499dfaf with a verified Git bundle; Draft 1 is also retained separately. These copies have not been independently matched to the exact journal-uploaded bytes. The new audit tool is versioned as seismic-eval-audit-v0.1.2 in GitHub. The old DOI archive remains unchanged and does not contain this new package. No new DOI is asserted. SHA-256 manifests distinguish inputs, software and document versions.</w:t>
       </w:r>
     </w:p>
     <w:p>
